--- a/data/cvs/cv_209_Ashby_Senior_Software_Engineer__Product_Engine.docx
+++ b/data/cvs/cv_209_Ashby_Senior_Software_Engineer__Product_Engine.docx
@@ -86,7 +86,7 @@
         <w:rPr>
           <w:sz w:val="20"/>
         </w:rPr>
-        <w:t>Full Stack Developer with a focus on AI-powered solutions, currently building production systems at Copy Cat Group. I work across the entire stack, from Python backends and REST APIs to React frontends, with a recent emphasis on AI data work including model evaluation, prompt engineering, and dataset structuring. My experience spans both U.S. and Kenyan tech companies, where I've delivered full-stack applications, integrated AI automation, and contributed to cross-functional teams.</w:t>
+        <w:t>Full Stack Developer with a focus on AI and automation, currently building production systems at Copy Cat Group. I work across the stack, from Python backends and REST APIs to React frontends, and have deep experience in AI data work, including model evaluation, prompt engineering, and dataset structuring. My recent projects include integrating SAP APIs with internal systems, designing comprehensive system architecture documents, and building an AI-powered tender scraping pipeline.</w:t>
       </w:r>
     </w:p>
     <w:p>
@@ -227,7 +227,7 @@
         <w:rPr>
           <w:sz w:val="20"/>
         </w:rPr>
-        <w:t>Git, GitHub, Postman, VS Code, Docker, Oracle Cloud, Google Cloud Platform</w:t>
+        <w:t>Git, GitHub, Postman, VS Code, Jira, Trello, Slack, HubSpot, Figma, Docker, Oracle Cloud, Google Cloud Platform</w:t>
       </w:r>
     </w:p>
     <w:p>
@@ -245,7 +245,7 @@
         <w:rPr>
           <w:sz w:val="20"/>
         </w:rPr>
-        <w:t>Full-stack engineer, product specs, product decisions, design decisions, no-meeting culture, product-market fit, software, features, innovation, computer science, software engineer, product manager, product research, design interfaces, user experience, creative, ownership</w:t>
+        <w:t>Full-stack engineer, product specs, product decisions, design decisions, no-meeting culture, product-market fit, software, product manager, computer science, software engineer, innovation, Agile, sprint planning, implementation, delivery, Visual Effects industry, research</w:t>
       </w:r>
     </w:p>
     <w:p>
@@ -263,7 +263,7 @@
         <w:rPr>
           <w:sz w:val="20"/>
         </w:rPr>
-        <w:t>agency, engineering culture, Visual Effects industry, software for artists, industry research, user testing, computer science, problem-solving, innovation, technology startups, seed stage, engineering processes, Agile, sprint planning, JIRA, optimistic engineering culture, creative engineers</w:t>
+        <w:t>user feedback, ICs, ownership, agency, creative, software development, problem-solving, product development, design thinking, user research, iteration, collaboration, software engineering, product design, computer science, software development lifecycle, product management, software development methodologies</w:t>
       </w:r>
     </w:p>
     <w:p>
@@ -313,7 +313,7 @@
         <w:rPr>
           <w:sz w:val="20"/>
         </w:rPr>
-        <w:t>Integrating SAP APIs with an internal Credit Control System, automating processes for OA and IT business units.</w:t>
+        <w:t>Integrating SAP APIs with an internal Credit Control System, creating an automated solution for OA and IT business units.</w:t>
       </w:r>
     </w:p>
     <w:p>
@@ -407,7 +407,7 @@
         <w:rPr>
           <w:sz w:val="20"/>
         </w:rPr>
-        <w:t>Building full-stack solutions for diverse U.S. clients, including UI components, API optimisation, and CMS management.</w:t>
+        <w:t>Building full-stack solutions, optimising APIs, and managing CMS-based websites for diverse U.S. clients.</w:t>
       </w:r>
     </w:p>
     <w:p>
